--- a/Oliver_Schramm_STAT_408_Report.docx
+++ b/Oliver_Schramm_STAT_408_Report.docx
@@ -58,7 +58,35 @@
           <w:rFonts w:ascii="Times New Roman" w:eastAsia="Times New Roman" w:hAnsi="Times New Roman" w:cs="Times New Roman"/>
           <w:lang w:eastAsia="en-US"/>
         </w:rPr>
-        <w:t xml:space="preserve">For this project, I wanted to build a logistic regression model that could predict whether or not a Far-Left, Far-Right, or Single–Issue radicalized individual in the United States would plot or commit a physically violent act. The dataset that I used to train this model is the Profiles of Individuals Radicalized in the United States (PIRUS) dataset from the University of Maryland's National Consortium for the Study of Terrorism and Responses to Terrorism (START). </w:t>
+        <w:t xml:space="preserve">For this project, I wanted to build a logistic regression model that could predict whether or not a Far-Left, Far-Right, or Single–Issue radicalized individual in the United States would </w:t>
+      </w:r>
+      <w:r>
+        <w:rPr>
+          <w:rFonts w:ascii="Times New Roman" w:eastAsia="Times New Roman" w:hAnsi="Times New Roman" w:cs="Times New Roman"/>
+          <w:lang w:eastAsia="en-US"/>
+        </w:rPr>
+        <w:t xml:space="preserve">participate in </w:t>
+      </w:r>
+      <w:r>
+        <w:rPr>
+          <w:rFonts w:ascii="Times New Roman" w:eastAsia="Times New Roman" w:hAnsi="Times New Roman" w:cs="Times New Roman"/>
+          <w:lang w:eastAsia="en-US"/>
+        </w:rPr>
+        <w:t xml:space="preserve">or commit </w:t>
+      </w:r>
+      <w:r>
+        <w:rPr>
+          <w:rFonts w:ascii="Times New Roman" w:eastAsia="Times New Roman" w:hAnsi="Times New Roman" w:cs="Times New Roman"/>
+          <w:lang w:eastAsia="en-US"/>
+        </w:rPr>
+        <w:t>an act of political violence</w:t>
+      </w:r>
+      <w:r>
+        <w:rPr>
+          <w:rFonts w:ascii="Times New Roman" w:eastAsia="Times New Roman" w:hAnsi="Times New Roman" w:cs="Times New Roman"/>
+          <w:lang w:eastAsia="en-US"/>
+        </w:rPr>
+        <w:t xml:space="preserve">. The dataset that I used to train this model is the Profiles of Individuals Radicalized in the United States (PIRUS) dataset from the University of Maryland's National Consortium for the Study of Terrorism and Responses to Terrorism (START). </w:t>
       </w:r>
       <w:r>
         <w:rPr>
@@ -273,15 +301,6 @@
         </w:rPr>
         <w:t xml:space="preserve">Including these perpetrators would add a significant bias to the data. </w:t>
       </w:r>
-    </w:p>
-    <w:p>
-      <w:pPr>
-        <w:suppressAutoHyphens w:val="0"/>
-        <w:rPr>
-          <w:rFonts w:ascii="Times New Roman" w:eastAsia="Times New Roman" w:hAnsi="Times New Roman" w:cs="Times New Roman"/>
-          <w:lang w:eastAsia="en-US"/>
-        </w:rPr>
-      </w:pPr>
       <w:r>
         <w:rPr>
           <w:rFonts w:ascii="Times New Roman" w:eastAsia="Times New Roman" w:hAnsi="Times New Roman" w:cs="Times New Roman"/>
@@ -882,14 +901,77 @@
           <w:rFonts w:ascii="Times New Roman" w:eastAsia="Times New Roman" w:hAnsi="Times New Roman" w:cs="Times New Roman"/>
           <w:lang w:eastAsia="en-US"/>
         </w:rPr>
-        <w:t xml:space="preserve">, which would be interpreted as such: For an extremist radicalized or mobilized on Reddit, </w:t>
-      </w:r>
-      <w:r>
-        <w:rPr>
-          <w:rFonts w:ascii="Times New Roman" w:eastAsia="Times New Roman" w:hAnsi="Times New Roman" w:cs="Times New Roman"/>
-          <w:lang w:eastAsia="en-US"/>
-        </w:rPr>
-        <w:t xml:space="preserve">the expected odds of them plotting or committing an act of political violence increases by a factor of exp(15.239) = 4,151,582 compared to an extremist radicalized or mobilized on blogging sites, holding all other variables constant. </w:t>
+        <w:t xml:space="preserve">, which would be interpreted as such: </w:t>
+      </w:r>
+      <w:r>
+        <w:rPr>
+          <w:rFonts w:ascii="Times New Roman" w:eastAsia="Times New Roman" w:hAnsi="Times New Roman" w:cs="Times New Roman"/>
+          <w:lang w:eastAsia="en-US"/>
+        </w:rPr>
+        <w:t xml:space="preserve">The </w:t>
+      </w:r>
+      <w:r>
+        <w:rPr>
+          <w:rFonts w:ascii="Times New Roman" w:eastAsia="Times New Roman" w:hAnsi="Times New Roman" w:cs="Times New Roman"/>
+          <w:lang w:eastAsia="en-US"/>
+        </w:rPr>
+        <w:t xml:space="preserve">expected odds of </w:t>
+      </w:r>
+      <w:r>
+        <w:rPr>
+          <w:rFonts w:ascii="Times New Roman" w:eastAsia="Times New Roman" w:hAnsi="Times New Roman" w:cs="Times New Roman"/>
+          <w:lang w:eastAsia="en-US"/>
+        </w:rPr>
+        <w:t>an extremist</w:t>
+      </w:r>
+      <w:r>
+        <w:rPr>
+          <w:rFonts w:ascii="Times New Roman" w:eastAsia="Times New Roman" w:hAnsi="Times New Roman" w:cs="Times New Roman"/>
+          <w:lang w:eastAsia="en-US"/>
+        </w:rPr>
+        <w:t xml:space="preserve"> p</w:t>
+      </w:r>
+      <w:r>
+        <w:rPr>
+          <w:rFonts w:ascii="Times New Roman" w:eastAsia="Times New Roman" w:hAnsi="Times New Roman" w:cs="Times New Roman"/>
+          <w:lang w:eastAsia="en-US"/>
+        </w:rPr>
+        <w:t>articipating in</w:t>
+      </w:r>
+      <w:r>
+        <w:rPr>
+          <w:rFonts w:ascii="Times New Roman" w:eastAsia="Times New Roman" w:hAnsi="Times New Roman" w:cs="Times New Roman"/>
+          <w:lang w:eastAsia="en-US"/>
+        </w:rPr>
+        <w:t xml:space="preserve"> or committing an act of political violence </w:t>
+      </w:r>
+      <w:r>
+        <w:rPr>
+          <w:rFonts w:ascii="Times New Roman" w:eastAsia="Times New Roman" w:hAnsi="Times New Roman" w:cs="Times New Roman"/>
+          <w:lang w:eastAsia="en-US"/>
+        </w:rPr>
+        <w:t xml:space="preserve">are </w:t>
+      </w:r>
+      <w:r>
+        <w:rPr>
+          <w:rFonts w:ascii="Times New Roman" w:eastAsia="Times New Roman" w:hAnsi="Times New Roman" w:cs="Times New Roman"/>
+          <w:lang w:eastAsia="en-US"/>
+        </w:rPr>
+        <w:t xml:space="preserve">4,151,582 </w:t>
+      </w:r>
+      <w:r>
+        <w:rPr>
+          <w:rFonts w:ascii="Times New Roman" w:eastAsia="Times New Roman" w:hAnsi="Times New Roman" w:cs="Times New Roman"/>
+          <w:lang w:eastAsia="en-US"/>
+        </w:rPr>
+        <w:t xml:space="preserve">times higher for an extremist who was radicalized or mobilized on Reddit, </w:t>
+      </w:r>
+      <w:r>
+        <w:rPr>
+          <w:rFonts w:ascii="Times New Roman" w:eastAsia="Times New Roman" w:hAnsi="Times New Roman" w:cs="Times New Roman"/>
+          <w:lang w:eastAsia="en-US"/>
+        </w:rPr>
+        <w:t xml:space="preserve">compared to an extremist radicalized or mobilized on blogging sites, holding all other variables constant. </w:t>
       </w:r>
       <w:r>
         <w:rPr>
@@ -1116,22 +1198,31 @@
         <w:t xml:space="preserve"> performed the best out of all of the models I made, as using the one-plus standard error lambda value will choose a more heavily regularized model. Furthermore, LASSO and Elastic Net models perform </w:t>
       </w:r>
       <w:r>
-        <w:t xml:space="preserve">variable selection and coefficient shrinkage, whereas Ridge only performs shrinkage. While my Ridge models performed reasonably well, they </w:t>
-      </w:r>
-      <w:r>
-        <w:t>fell short of both of the LASSO and Elastic Net models</w:t>
-      </w:r>
-      <w:r>
-        <w:t xml:space="preserve"> in their predictive power</w:t>
-      </w:r>
-      <w:r>
-        <w:t>. For full details of the model diagnostics, number of coefficients,</w:t>
-      </w:r>
-      <w:r>
-        <w:t xml:space="preserve"> and ROC curves, </w:t>
-      </w:r>
-      <w:r>
-        <w:t>refer to Figures 4-10</w:t>
+        <w:t xml:space="preserve">variable selection and coefficient shrinkage, whereas Ridge only performs shrinkage. </w:t>
+      </w:r>
+      <w:r>
+        <w:t>For full details of the model diagnostic</w:t>
+      </w:r>
+      <w:r>
+        <w:t xml:space="preserve"> scores</w:t>
+      </w:r>
+      <w:r>
+        <w:t>, number of coefficients,</w:t>
+      </w:r>
+      <w:r>
+        <w:t xml:space="preserve"> </w:t>
+      </w:r>
+      <w:r>
+        <w:t xml:space="preserve">lambda plots, </w:t>
+      </w:r>
+      <w:r>
+        <w:t xml:space="preserve">and ROC curves, </w:t>
+      </w:r>
+      <w:r>
+        <w:t>refer to Figures 4-1</w:t>
+      </w:r>
+      <w:r>
+        <w:t>3</w:t>
       </w:r>
       <w:r>
         <w:t>.</w:t>
@@ -1142,28 +1233,1944 @@
         <w:suppressAutoHyphens w:val="0"/>
       </w:pPr>
       <w:r>
-        <w:t xml:space="preserve">Now that I have my best models,  </w:t>
-      </w:r>
-    </w:p>
-    <w:p>
-      <w:pPr>
-        <w:suppressAutoHyphens w:val="0"/>
-      </w:pPr>
-    </w:p>
-    <w:p>
-      <w:pPr>
-        <w:suppressAutoHyphens w:val="0"/>
-        <w:rPr>
-          <w:rFonts w:ascii="Times New Roman" w:eastAsia="Times New Roman" w:hAnsi="Times New Roman" w:cs="Times New Roman"/>
-          <w:lang w:eastAsia="en-US"/>
-        </w:rPr>
-      </w:pPr>
-    </w:p>
-    <w:p/>
+        <w:t>Now that I have my best model</w:t>
+      </w:r>
+      <w:r>
+        <w:t xml:space="preserve">, I want to </w:t>
+      </w:r>
+      <w:r>
+        <w:t>interpret</w:t>
+      </w:r>
+      <w:r>
+        <w:t xml:space="preserve"> some of the more interesting and significant coefficients of the 38 explanatory variables</w:t>
+      </w:r>
+      <w:r>
+        <w:t xml:space="preserve"> (Figure 14)</w:t>
+      </w:r>
+      <w:r>
+        <w:t xml:space="preserve"> that remained after implementing LASSO regularization.</w:t>
+      </w:r>
+      <w:r>
+        <w:t xml:space="preserve"> </w:t>
+      </w:r>
+      <w:r>
+        <w:t xml:space="preserve">All coefficients will be interpreted as standard odds, rather than log-odds. First off, I want to interpret the intercept of </w:t>
+      </w:r>
+      <m:oMath>
+        <m:r>
+          <w:rPr>
+            <w:rFonts w:ascii="Cambria Math" w:hAnsi="Cambria Math"/>
+          </w:rPr>
+          <m:t>log</m:t>
+        </m:r>
+        <m:d>
+          <m:dPr>
+            <m:ctrlPr>
+              <w:rPr>
+                <w:rFonts w:ascii="Cambria Math" w:hAnsi="Cambria Math"/>
+                <w:i/>
+              </w:rPr>
+            </m:ctrlPr>
+          </m:dPr>
+          <m:e>
+            <m:acc>
+              <m:accPr>
+                <m:ctrlPr>
+                  <w:rPr>
+                    <w:rFonts w:ascii="Cambria Math" w:hAnsi="Cambria Math"/>
+                  </w:rPr>
+                </m:ctrlPr>
+              </m:accPr>
+              <m:e>
+                <m:r>
+                  <w:rPr>
+                    <w:rFonts w:ascii="Cambria Math" w:hAnsi="Cambria Math"/>
+                  </w:rPr>
+                  <m:t>Violent</m:t>
+                </m:r>
+              </m:e>
+            </m:acc>
+          </m:e>
+        </m:d>
+        <m:r>
+          <w:rPr>
+            <w:rFonts w:ascii="Cambria Math" w:hAnsi="Cambria Math"/>
+          </w:rPr>
+          <m:t xml:space="preserve"> = -6.653</m:t>
+        </m:r>
+      </m:oMath>
+      <w:r>
+        <w:t xml:space="preserve">: The odds that an extremist will participate in or commit an act of political violence are 0.00129, holding all numerical explanatory variables at 0 and all categorical explanatory variables at their baseline. Now, for the strongest predictor in my model, </w:t>
+      </w:r>
+      <m:oMath>
+        <m:sSub>
+          <m:sSubPr>
+            <m:ctrlPr>
+              <w:rPr>
+                <w:rFonts w:ascii="Cambria Math" w:hAnsi="Cambria Math"/>
+                <w:i/>
+              </w:rPr>
+            </m:ctrlPr>
+          </m:sSubPr>
+          <m:e>
+            <m:r>
+              <m:rPr>
+                <m:sty m:val="p"/>
+              </m:rPr>
+              <w:rPr>
+                <w:rFonts w:ascii="Cambria Math" w:hAnsi="Cambria Math"/>
+              </w:rPr>
+              <m:t>β</m:t>
+            </m:r>
+            <m:ctrlPr>
+              <w:rPr>
+                <w:rFonts w:ascii="Cambria Math" w:hAnsi="Cambria Math"/>
+              </w:rPr>
+            </m:ctrlPr>
+          </m:e>
+          <m:sub>
+            <m:r>
+              <w:rPr>
+                <w:rFonts w:ascii="Cambria Math" w:hAnsi="Cambria Math"/>
+              </w:rPr>
+              <m:t>22</m:t>
+            </m:r>
+          </m:sub>
+        </m:sSub>
+        <m:r>
+          <w:rPr>
+            <w:rFonts w:ascii="Cambria Math" w:hAnsi="Cambria Math"/>
+          </w:rPr>
+          <m:t>RadicalBehaviorsViolentPlot = 3.281</m:t>
+        </m:r>
+      </m:oMath>
+      <w:r>
+        <w:t xml:space="preserve">, there needs to be some </w:t>
+      </w:r>
+      <w:r>
+        <w:t xml:space="preserve">discussion. When I first saw this variable in my model, I was concerned that I should have removed it with the other plot-related variables, which were all perfectly indicative of my response variable. </w:t>
+      </w:r>
+      <w:proofErr w:type="spellStart"/>
+      <w:r>
+        <w:t>RadicalBehaviorsViolentPlot</w:t>
+      </w:r>
+      <w:proofErr w:type="spellEnd"/>
+      <w:r>
+        <w:t xml:space="preserve">, however is not. Around 33% </w:t>
+      </w:r>
+      <w:r>
+        <w:lastRenderedPageBreak/>
+        <w:t>of the violent extremists observed in the original dataset did not create or contribute to a violent plot but participated in or committed an act of political violence otherwise, and around 3% of the non-violent extremists observed in the original dataset created or contributed to a violent plot but did not participate in or commit an act of political violence. Therefore, this variable can be signified as an extremely strong predictor, but not a perfect predictor, so it should be kept in the model for now. The coefficient is interpreted as follows: The odds that an extremist will participate in or commit an act of political violence are 26.6 times higher for an extremist who created or contributed to a violent plot, compared to an extremist who simply associated with extremists, holding all other variables constant.</w:t>
+      </w:r>
+      <w:r>
+        <w:t xml:space="preserve"> </w:t>
+      </w:r>
+    </w:p>
+    <w:p>
+      <w:pPr>
+        <w:suppressAutoHyphens w:val="0"/>
+      </w:pPr>
+      <w:r>
+        <w:t xml:space="preserve"> Overall, my models were very strong in predicting whether an extremist would participate in or commit an act of political violence, with the LASSO models being the best, Elastic Net being just behind LASSO, and the Ridge and unpenalized logistic regression models rounding out the lower end of predictive power. My intent for these models was to cut through polarized narratives and develop an understanding of what makes an extremist more likely to be violent, and I believe this intent was delivered. If the United States population can better understand domestic political violence, I believe that our abilities to prevent and mitigate it on all sides will be all the stronger. What could make my models and analysis even stronger would be training more </w:t>
+      </w:r>
+      <w:r>
+        <w:t>advanced predictive algorithms, such as support vector machines, random forest models, and neural networks. I intend on building these models as I develop a further understanding of these models, and hope that the START Consortium publishes an updated version of PIRUS on which I can train these models. With a more robust dataset and advanced predictive models, I believe my predictive power would only increase.</w:t>
+      </w:r>
+    </w:p>
+    <w:p>
+      <w:pPr>
+        <w:suppressAutoHyphens w:val="0"/>
+      </w:pPr>
+    </w:p>
+    <w:p>
+      <w:pPr>
+        <w:suppressAutoHyphens w:val="0"/>
+        <w:ind w:firstLine="0"/>
+        <w:jc w:val="center"/>
+        <w:rPr>
+          <w:b/>
+          <w:bCs/>
+        </w:rPr>
+      </w:pPr>
+      <w:r>
+        <w:rPr>
+          <w:b/>
+          <w:bCs/>
+        </w:rPr>
+        <w:lastRenderedPageBreak/>
+        <w:t>Appendix</w:t>
+      </w:r>
+    </w:p>
+    <w:p>
+      <w:pPr>
+        <w:suppressAutoHyphens w:val="0"/>
+        <w:ind w:firstLine="0"/>
+      </w:pPr>
+      <w:r>
+        <w:t>Figure 1:</w:t>
+      </w:r>
+    </w:p>
+    <w:p>
+      <w:pPr>
+        <w:suppressAutoHyphens w:val="0"/>
+        <w:ind w:firstLine="0"/>
+      </w:pPr>
+      <w:r>
+        <w:rPr>
+          <w:noProof/>
+        </w:rPr>
+        <w:drawing>
+          <wp:inline distT="0" distB="0" distL="0" distR="0" wp14:anchorId="7EC2843E" wp14:editId="2DB9E6C0">
+            <wp:extent cx="5943600" cy="3866515"/>
+            <wp:effectExtent l="0" t="0" r="0" b="0"/>
+            <wp:docPr id="2102634707" name="Picture 1" descr="A graph showing a number of red squares&#10;&#10;AI-generated content may be incorrect."/>
+            <wp:cNvGraphicFramePr>
+              <a:graphicFrameLocks xmlns:a="http://schemas.openxmlformats.org/drawingml/2006/main" noChangeAspect="1"/>
+            </wp:cNvGraphicFramePr>
+            <a:graphic xmlns:a="http://schemas.openxmlformats.org/drawingml/2006/main">
+              <a:graphicData uri="http://schemas.openxmlformats.org/drawingml/2006/picture">
+                <pic:pic xmlns:pic="http://schemas.openxmlformats.org/drawingml/2006/picture">
+                  <pic:nvPicPr>
+                    <pic:cNvPr id="2102634707" name="Picture 1" descr="A graph showing a number of red squares&#10;&#10;AI-generated content may be incorrect."/>
+                    <pic:cNvPicPr/>
+                  </pic:nvPicPr>
+                  <pic:blipFill>
+                    <a:blip r:embed="rId9" cstate="print">
+                      <a:extLst>
+                        <a:ext uri="{28A0092B-C50C-407E-A947-70E740481C1C}">
+                          <a14:useLocalDpi xmlns:a14="http://schemas.microsoft.com/office/drawing/2010/main" val="0"/>
+                        </a:ext>
+                      </a:extLst>
+                    </a:blip>
+                    <a:stretch>
+                      <a:fillRect/>
+                    </a:stretch>
+                  </pic:blipFill>
+                  <pic:spPr>
+                    <a:xfrm>
+                      <a:off x="0" y="0"/>
+                      <a:ext cx="5943600" cy="3866515"/>
+                    </a:xfrm>
+                    <a:prstGeom prst="rect">
+                      <a:avLst/>
+                    </a:prstGeom>
+                  </pic:spPr>
+                </pic:pic>
+              </a:graphicData>
+            </a:graphic>
+          </wp:inline>
+        </w:drawing>
+      </w:r>
+    </w:p>
+    <w:p>
+      <w:pPr>
+        <w:suppressAutoHyphens w:val="0"/>
+        <w:ind w:firstLine="0"/>
+      </w:pPr>
+    </w:p>
+    <w:p>
+      <w:pPr>
+        <w:suppressAutoHyphens w:val="0"/>
+        <w:ind w:firstLine="0"/>
+      </w:pPr>
+    </w:p>
+    <w:p>
+      <w:pPr>
+        <w:suppressAutoHyphens w:val="0"/>
+        <w:ind w:firstLine="0"/>
+      </w:pPr>
+    </w:p>
+    <w:p>
+      <w:pPr>
+        <w:suppressAutoHyphens w:val="0"/>
+        <w:ind w:firstLine="0"/>
+      </w:pPr>
+    </w:p>
+    <w:p>
+      <w:pPr>
+        <w:suppressAutoHyphens w:val="0"/>
+        <w:ind w:firstLine="0"/>
+      </w:pPr>
+    </w:p>
+    <w:p>
+      <w:pPr>
+        <w:suppressAutoHyphens w:val="0"/>
+        <w:ind w:firstLine="0"/>
+      </w:pPr>
+    </w:p>
+    <w:p>
+      <w:pPr>
+        <w:suppressAutoHyphens w:val="0"/>
+        <w:ind w:firstLine="0"/>
+      </w:pPr>
+    </w:p>
+    <w:p>
+      <w:pPr>
+        <w:suppressAutoHyphens w:val="0"/>
+        <w:ind w:firstLine="0"/>
+      </w:pPr>
+    </w:p>
+    <w:p>
+      <w:pPr>
+        <w:suppressAutoHyphens w:val="0"/>
+        <w:ind w:firstLine="0"/>
+      </w:pPr>
+    </w:p>
+    <w:p>
+      <w:pPr>
+        <w:suppressAutoHyphens w:val="0"/>
+        <w:ind w:firstLine="0"/>
+      </w:pPr>
+    </w:p>
+    <w:p>
+      <w:pPr>
+        <w:suppressAutoHyphens w:val="0"/>
+        <w:ind w:firstLine="0"/>
+      </w:pPr>
+      <w:r>
+        <w:lastRenderedPageBreak/>
+        <w:t>Figure 2:</w:t>
+      </w:r>
+    </w:p>
+    <w:p>
+      <w:pPr>
+        <w:suppressAutoHyphens w:val="0"/>
+        <w:ind w:firstLine="0"/>
+      </w:pPr>
+      <w:r>
+        <w:rPr>
+          <w:noProof/>
+        </w:rPr>
+        <w:drawing>
+          <wp:inline distT="0" distB="0" distL="0" distR="0" wp14:anchorId="6943E98D" wp14:editId="504E4CBF">
+            <wp:extent cx="5943600" cy="3866515"/>
+            <wp:effectExtent l="0" t="0" r="0" b="0"/>
+            <wp:docPr id="344877512" name="Picture 2" descr="A graph of a number of people&#10;&#10;AI-generated content may be incorrect."/>
+            <wp:cNvGraphicFramePr>
+              <a:graphicFrameLocks xmlns:a="http://schemas.openxmlformats.org/drawingml/2006/main" noChangeAspect="1"/>
+            </wp:cNvGraphicFramePr>
+            <a:graphic xmlns:a="http://schemas.openxmlformats.org/drawingml/2006/main">
+              <a:graphicData uri="http://schemas.openxmlformats.org/drawingml/2006/picture">
+                <pic:pic xmlns:pic="http://schemas.openxmlformats.org/drawingml/2006/picture">
+                  <pic:nvPicPr>
+                    <pic:cNvPr id="344877512" name="Picture 2" descr="A graph of a number of people&#10;&#10;AI-generated content may be incorrect."/>
+                    <pic:cNvPicPr/>
+                  </pic:nvPicPr>
+                  <pic:blipFill>
+                    <a:blip r:embed="rId10" cstate="print">
+                      <a:extLst>
+                        <a:ext uri="{28A0092B-C50C-407E-A947-70E740481C1C}">
+                          <a14:useLocalDpi xmlns:a14="http://schemas.microsoft.com/office/drawing/2010/main" val="0"/>
+                        </a:ext>
+                      </a:extLst>
+                    </a:blip>
+                    <a:stretch>
+                      <a:fillRect/>
+                    </a:stretch>
+                  </pic:blipFill>
+                  <pic:spPr>
+                    <a:xfrm>
+                      <a:off x="0" y="0"/>
+                      <a:ext cx="5943600" cy="3866515"/>
+                    </a:xfrm>
+                    <a:prstGeom prst="rect">
+                      <a:avLst/>
+                    </a:prstGeom>
+                  </pic:spPr>
+                </pic:pic>
+              </a:graphicData>
+            </a:graphic>
+          </wp:inline>
+        </w:drawing>
+      </w:r>
+    </w:p>
+    <w:p>
+      <w:pPr>
+        <w:suppressAutoHyphens w:val="0"/>
+        <w:ind w:firstLine="0"/>
+      </w:pPr>
+    </w:p>
+    <w:p>
+      <w:pPr>
+        <w:suppressAutoHyphens w:val="0"/>
+        <w:ind w:firstLine="0"/>
+      </w:pPr>
+    </w:p>
+    <w:p>
+      <w:pPr>
+        <w:suppressAutoHyphens w:val="0"/>
+        <w:ind w:firstLine="0"/>
+      </w:pPr>
+    </w:p>
+    <w:p>
+      <w:pPr>
+        <w:suppressAutoHyphens w:val="0"/>
+        <w:ind w:firstLine="0"/>
+      </w:pPr>
+    </w:p>
+    <w:p>
+      <w:pPr>
+        <w:suppressAutoHyphens w:val="0"/>
+        <w:ind w:firstLine="0"/>
+      </w:pPr>
+    </w:p>
+    <w:p>
+      <w:pPr>
+        <w:suppressAutoHyphens w:val="0"/>
+        <w:ind w:firstLine="0"/>
+      </w:pPr>
+    </w:p>
+    <w:p>
+      <w:pPr>
+        <w:suppressAutoHyphens w:val="0"/>
+        <w:ind w:firstLine="0"/>
+      </w:pPr>
+    </w:p>
+    <w:p>
+      <w:pPr>
+        <w:suppressAutoHyphens w:val="0"/>
+        <w:ind w:firstLine="0"/>
+      </w:pPr>
+    </w:p>
+    <w:p>
+      <w:pPr>
+        <w:suppressAutoHyphens w:val="0"/>
+        <w:ind w:firstLine="0"/>
+      </w:pPr>
+    </w:p>
+    <w:p>
+      <w:pPr>
+        <w:suppressAutoHyphens w:val="0"/>
+        <w:ind w:firstLine="0"/>
+      </w:pPr>
+    </w:p>
+    <w:p>
+      <w:pPr>
+        <w:suppressAutoHyphens w:val="0"/>
+        <w:ind w:firstLine="0"/>
+      </w:pPr>
+    </w:p>
+    <w:p>
+      <w:pPr>
+        <w:suppressAutoHyphens w:val="0"/>
+        <w:ind w:firstLine="0"/>
+      </w:pPr>
+      <w:r>
+        <w:lastRenderedPageBreak/>
+        <w:t>Figure 3:</w:t>
+      </w:r>
+    </w:p>
+    <w:p>
+      <w:pPr>
+        <w:suppressAutoHyphens w:val="0"/>
+        <w:ind w:firstLine="0"/>
+      </w:pPr>
+      <w:r>
+        <w:rPr>
+          <w:noProof/>
+        </w:rPr>
+        <w:drawing>
+          <wp:inline distT="0" distB="0" distL="0" distR="0" wp14:anchorId="3DD8E034" wp14:editId="73F9C6D8">
+            <wp:extent cx="5943600" cy="3866515"/>
+            <wp:effectExtent l="0" t="0" r="0" b="0"/>
+            <wp:docPr id="1259587076" name="Picture 3"/>
+            <wp:cNvGraphicFramePr>
+              <a:graphicFrameLocks xmlns:a="http://schemas.openxmlformats.org/drawingml/2006/main" noChangeAspect="1"/>
+            </wp:cNvGraphicFramePr>
+            <a:graphic xmlns:a="http://schemas.openxmlformats.org/drawingml/2006/main">
+              <a:graphicData uri="http://schemas.openxmlformats.org/drawingml/2006/picture">
+                <pic:pic xmlns:pic="http://schemas.openxmlformats.org/drawingml/2006/picture">
+                  <pic:nvPicPr>
+                    <pic:cNvPr id="1259587076" name="Picture 1259587076"/>
+                    <pic:cNvPicPr/>
+                  </pic:nvPicPr>
+                  <pic:blipFill>
+                    <a:blip r:embed="rId11" cstate="print">
+                      <a:extLst>
+                        <a:ext uri="{28A0092B-C50C-407E-A947-70E740481C1C}">
+                          <a14:useLocalDpi xmlns:a14="http://schemas.microsoft.com/office/drawing/2010/main" val="0"/>
+                        </a:ext>
+                      </a:extLst>
+                    </a:blip>
+                    <a:stretch>
+                      <a:fillRect/>
+                    </a:stretch>
+                  </pic:blipFill>
+                  <pic:spPr>
+                    <a:xfrm>
+                      <a:off x="0" y="0"/>
+                      <a:ext cx="5943600" cy="3866515"/>
+                    </a:xfrm>
+                    <a:prstGeom prst="rect">
+                      <a:avLst/>
+                    </a:prstGeom>
+                  </pic:spPr>
+                </pic:pic>
+              </a:graphicData>
+            </a:graphic>
+          </wp:inline>
+        </w:drawing>
+      </w:r>
+    </w:p>
+    <w:p>
+      <w:pPr>
+        <w:suppressAutoHyphens w:val="0"/>
+        <w:ind w:firstLine="0"/>
+      </w:pPr>
+    </w:p>
+    <w:p>
+      <w:pPr>
+        <w:suppressAutoHyphens w:val="0"/>
+        <w:ind w:firstLine="0"/>
+      </w:pPr>
+    </w:p>
+    <w:p>
+      <w:pPr>
+        <w:suppressAutoHyphens w:val="0"/>
+        <w:ind w:firstLine="0"/>
+      </w:pPr>
+    </w:p>
+    <w:p>
+      <w:pPr>
+        <w:suppressAutoHyphens w:val="0"/>
+        <w:ind w:firstLine="0"/>
+      </w:pPr>
+    </w:p>
+    <w:p>
+      <w:pPr>
+        <w:suppressAutoHyphens w:val="0"/>
+        <w:ind w:firstLine="0"/>
+      </w:pPr>
+    </w:p>
+    <w:p>
+      <w:pPr>
+        <w:suppressAutoHyphens w:val="0"/>
+        <w:ind w:firstLine="0"/>
+      </w:pPr>
+    </w:p>
+    <w:p>
+      <w:pPr>
+        <w:suppressAutoHyphens w:val="0"/>
+        <w:ind w:firstLine="0"/>
+      </w:pPr>
+    </w:p>
+    <w:p>
+      <w:pPr>
+        <w:suppressAutoHyphens w:val="0"/>
+        <w:ind w:firstLine="0"/>
+      </w:pPr>
+    </w:p>
+    <w:p>
+      <w:pPr>
+        <w:suppressAutoHyphens w:val="0"/>
+        <w:ind w:firstLine="0"/>
+      </w:pPr>
+    </w:p>
+    <w:p>
+      <w:pPr>
+        <w:suppressAutoHyphens w:val="0"/>
+        <w:ind w:firstLine="0"/>
+      </w:pPr>
+    </w:p>
+    <w:p>
+      <w:pPr>
+        <w:suppressAutoHyphens w:val="0"/>
+        <w:ind w:firstLine="0"/>
+      </w:pPr>
+    </w:p>
+    <w:p>
+      <w:pPr>
+        <w:suppressAutoHyphens w:val="0"/>
+        <w:ind w:firstLine="0"/>
+      </w:pPr>
+      <w:r>
+        <w:lastRenderedPageBreak/>
+        <w:t>Figure 4:</w:t>
+      </w:r>
+    </w:p>
+    <w:p>
+      <w:pPr>
+        <w:suppressAutoHyphens w:val="0"/>
+        <w:ind w:firstLine="0"/>
+      </w:pPr>
+      <w:r>
+        <w:rPr>
+          <w:noProof/>
+        </w:rPr>
+        <w:drawing>
+          <wp:inline distT="0" distB="0" distL="0" distR="0" wp14:anchorId="4B7021D0" wp14:editId="3421139A">
+            <wp:extent cx="5943600" cy="3866515"/>
+            <wp:effectExtent l="0" t="0" r="0" b="0"/>
+            <wp:docPr id="491257478" name="Picture 4" descr="A graph showing the growth of logistic regression&#10;&#10;AI-generated content may be incorrect."/>
+            <wp:cNvGraphicFramePr>
+              <a:graphicFrameLocks xmlns:a="http://schemas.openxmlformats.org/drawingml/2006/main" noChangeAspect="1"/>
+            </wp:cNvGraphicFramePr>
+            <a:graphic xmlns:a="http://schemas.openxmlformats.org/drawingml/2006/main">
+              <a:graphicData uri="http://schemas.openxmlformats.org/drawingml/2006/picture">
+                <pic:pic xmlns:pic="http://schemas.openxmlformats.org/drawingml/2006/picture">
+                  <pic:nvPicPr>
+                    <pic:cNvPr id="491257478" name="Picture 4" descr="A graph showing the growth of logistic regression&#10;&#10;AI-generated content may be incorrect."/>
+                    <pic:cNvPicPr/>
+                  </pic:nvPicPr>
+                  <pic:blipFill>
+                    <a:blip r:embed="rId12" cstate="print">
+                      <a:extLst>
+                        <a:ext uri="{28A0092B-C50C-407E-A947-70E740481C1C}">
+                          <a14:useLocalDpi xmlns:a14="http://schemas.microsoft.com/office/drawing/2010/main" val="0"/>
+                        </a:ext>
+                      </a:extLst>
+                    </a:blip>
+                    <a:stretch>
+                      <a:fillRect/>
+                    </a:stretch>
+                  </pic:blipFill>
+                  <pic:spPr>
+                    <a:xfrm>
+                      <a:off x="0" y="0"/>
+                      <a:ext cx="5943600" cy="3866515"/>
+                    </a:xfrm>
+                    <a:prstGeom prst="rect">
+                      <a:avLst/>
+                    </a:prstGeom>
+                  </pic:spPr>
+                </pic:pic>
+              </a:graphicData>
+            </a:graphic>
+          </wp:inline>
+        </w:drawing>
+      </w:r>
+    </w:p>
+    <w:p>
+      <w:pPr>
+        <w:suppressAutoHyphens w:val="0"/>
+        <w:ind w:firstLine="0"/>
+      </w:pPr>
+    </w:p>
+    <w:p>
+      <w:pPr>
+        <w:suppressAutoHyphens w:val="0"/>
+        <w:ind w:firstLine="0"/>
+      </w:pPr>
+    </w:p>
+    <w:p>
+      <w:pPr>
+        <w:suppressAutoHyphens w:val="0"/>
+        <w:ind w:firstLine="0"/>
+      </w:pPr>
+    </w:p>
+    <w:p>
+      <w:pPr>
+        <w:suppressAutoHyphens w:val="0"/>
+        <w:ind w:firstLine="0"/>
+      </w:pPr>
+    </w:p>
+    <w:p>
+      <w:pPr>
+        <w:suppressAutoHyphens w:val="0"/>
+        <w:ind w:firstLine="0"/>
+      </w:pPr>
+    </w:p>
+    <w:p>
+      <w:pPr>
+        <w:suppressAutoHyphens w:val="0"/>
+        <w:ind w:firstLine="0"/>
+      </w:pPr>
+    </w:p>
+    <w:p>
+      <w:pPr>
+        <w:suppressAutoHyphens w:val="0"/>
+        <w:ind w:firstLine="0"/>
+      </w:pPr>
+    </w:p>
+    <w:p>
+      <w:pPr>
+        <w:suppressAutoHyphens w:val="0"/>
+        <w:ind w:firstLine="0"/>
+      </w:pPr>
+    </w:p>
+    <w:p>
+      <w:pPr>
+        <w:suppressAutoHyphens w:val="0"/>
+        <w:ind w:firstLine="0"/>
+      </w:pPr>
+    </w:p>
+    <w:p>
+      <w:pPr>
+        <w:suppressAutoHyphens w:val="0"/>
+        <w:ind w:firstLine="0"/>
+      </w:pPr>
+    </w:p>
+    <w:p>
+      <w:pPr>
+        <w:suppressAutoHyphens w:val="0"/>
+        <w:ind w:firstLine="0"/>
+      </w:pPr>
+    </w:p>
+    <w:p>
+      <w:pPr>
+        <w:suppressAutoHyphens w:val="0"/>
+        <w:ind w:firstLine="0"/>
+      </w:pPr>
+      <w:r>
+        <w:lastRenderedPageBreak/>
+        <w:t>Figure 5:</w:t>
+      </w:r>
+      <w:r>
+        <w:t xml:space="preserve"> LASSO Cross-Validation Lambda Plot</w:t>
+      </w:r>
+    </w:p>
+    <w:p>
+      <w:pPr>
+        <w:suppressAutoHyphens w:val="0"/>
+        <w:ind w:firstLine="0"/>
+      </w:pPr>
+      <w:r>
+        <w:rPr>
+          <w:noProof/>
+        </w:rPr>
+        <w:drawing>
+          <wp:inline distT="0" distB="0" distL="0" distR="0" wp14:anchorId="5967C6FB" wp14:editId="5FFE26BD">
+            <wp:extent cx="5943600" cy="3866515"/>
+            <wp:effectExtent l="0" t="0" r="0" b="0"/>
+            <wp:docPr id="1458218686" name="Picture 5" descr="A graph of a function&#10;&#10;AI-generated content may be incorrect."/>
+            <wp:cNvGraphicFramePr>
+              <a:graphicFrameLocks xmlns:a="http://schemas.openxmlformats.org/drawingml/2006/main" noChangeAspect="1"/>
+            </wp:cNvGraphicFramePr>
+            <a:graphic xmlns:a="http://schemas.openxmlformats.org/drawingml/2006/main">
+              <a:graphicData uri="http://schemas.openxmlformats.org/drawingml/2006/picture">
+                <pic:pic xmlns:pic="http://schemas.openxmlformats.org/drawingml/2006/picture">
+                  <pic:nvPicPr>
+                    <pic:cNvPr id="1458218686" name="Picture 5" descr="A graph of a function&#10;&#10;AI-generated content may be incorrect."/>
+                    <pic:cNvPicPr/>
+                  </pic:nvPicPr>
+                  <pic:blipFill>
+                    <a:blip r:embed="rId13" cstate="print">
+                      <a:extLst>
+                        <a:ext uri="{28A0092B-C50C-407E-A947-70E740481C1C}">
+                          <a14:useLocalDpi xmlns:a14="http://schemas.microsoft.com/office/drawing/2010/main" val="0"/>
+                        </a:ext>
+                      </a:extLst>
+                    </a:blip>
+                    <a:stretch>
+                      <a:fillRect/>
+                    </a:stretch>
+                  </pic:blipFill>
+                  <pic:spPr>
+                    <a:xfrm>
+                      <a:off x="0" y="0"/>
+                      <a:ext cx="5943600" cy="3866515"/>
+                    </a:xfrm>
+                    <a:prstGeom prst="rect">
+                      <a:avLst/>
+                    </a:prstGeom>
+                  </pic:spPr>
+                </pic:pic>
+              </a:graphicData>
+            </a:graphic>
+          </wp:inline>
+        </w:drawing>
+      </w:r>
+    </w:p>
+    <w:p>
+      <w:pPr>
+        <w:suppressAutoHyphens w:val="0"/>
+        <w:ind w:firstLine="0"/>
+      </w:pPr>
+    </w:p>
+    <w:p>
+      <w:pPr>
+        <w:suppressAutoHyphens w:val="0"/>
+        <w:ind w:firstLine="0"/>
+      </w:pPr>
+    </w:p>
+    <w:p>
+      <w:pPr>
+        <w:suppressAutoHyphens w:val="0"/>
+        <w:ind w:firstLine="0"/>
+      </w:pPr>
+    </w:p>
+    <w:p>
+      <w:pPr>
+        <w:suppressAutoHyphens w:val="0"/>
+        <w:ind w:firstLine="0"/>
+      </w:pPr>
+    </w:p>
+    <w:p>
+      <w:pPr>
+        <w:suppressAutoHyphens w:val="0"/>
+        <w:ind w:firstLine="0"/>
+      </w:pPr>
+    </w:p>
+    <w:p>
+      <w:pPr>
+        <w:suppressAutoHyphens w:val="0"/>
+        <w:ind w:firstLine="0"/>
+      </w:pPr>
+    </w:p>
+    <w:p>
+      <w:pPr>
+        <w:suppressAutoHyphens w:val="0"/>
+        <w:ind w:firstLine="0"/>
+      </w:pPr>
+    </w:p>
+    <w:p>
+      <w:pPr>
+        <w:suppressAutoHyphens w:val="0"/>
+        <w:ind w:firstLine="0"/>
+      </w:pPr>
+    </w:p>
+    <w:p>
+      <w:pPr>
+        <w:suppressAutoHyphens w:val="0"/>
+        <w:ind w:firstLine="0"/>
+      </w:pPr>
+    </w:p>
+    <w:p>
+      <w:pPr>
+        <w:suppressAutoHyphens w:val="0"/>
+        <w:ind w:firstLine="0"/>
+      </w:pPr>
+    </w:p>
+    <w:p>
+      <w:pPr>
+        <w:suppressAutoHyphens w:val="0"/>
+        <w:ind w:firstLine="0"/>
+      </w:pPr>
+    </w:p>
+    <w:p>
+      <w:pPr>
+        <w:suppressAutoHyphens w:val="0"/>
+        <w:ind w:firstLine="0"/>
+      </w:pPr>
+      <w:r>
+        <w:lastRenderedPageBreak/>
+        <w:t>Figure 6:</w:t>
+      </w:r>
+    </w:p>
+    <w:p>
+      <w:pPr>
+        <w:suppressAutoHyphens w:val="0"/>
+        <w:ind w:firstLine="0"/>
+      </w:pPr>
+      <w:r>
+        <w:rPr>
+          <w:noProof/>
+        </w:rPr>
+        <w:drawing>
+          <wp:inline distT="0" distB="0" distL="0" distR="0" wp14:anchorId="6CF001A6" wp14:editId="43E91602">
+            <wp:extent cx="5943600" cy="3866515"/>
+            <wp:effectExtent l="0" t="0" r="0" b="0"/>
+            <wp:docPr id="1436517220" name="Picture 6" descr="A graph of a normalized curve&#10;&#10;AI-generated content may be incorrect."/>
+            <wp:cNvGraphicFramePr>
+              <a:graphicFrameLocks xmlns:a="http://schemas.openxmlformats.org/drawingml/2006/main" noChangeAspect="1"/>
+            </wp:cNvGraphicFramePr>
+            <a:graphic xmlns:a="http://schemas.openxmlformats.org/drawingml/2006/main">
+              <a:graphicData uri="http://schemas.openxmlformats.org/drawingml/2006/picture">
+                <pic:pic xmlns:pic="http://schemas.openxmlformats.org/drawingml/2006/picture">
+                  <pic:nvPicPr>
+                    <pic:cNvPr id="1436517220" name="Picture 6" descr="A graph of a normalized curve&#10;&#10;AI-generated content may be incorrect."/>
+                    <pic:cNvPicPr/>
+                  </pic:nvPicPr>
+                  <pic:blipFill>
+                    <a:blip r:embed="rId14" cstate="print">
+                      <a:extLst>
+                        <a:ext uri="{28A0092B-C50C-407E-A947-70E740481C1C}">
+                          <a14:useLocalDpi xmlns:a14="http://schemas.microsoft.com/office/drawing/2010/main" val="0"/>
+                        </a:ext>
+                      </a:extLst>
+                    </a:blip>
+                    <a:stretch>
+                      <a:fillRect/>
+                    </a:stretch>
+                  </pic:blipFill>
+                  <pic:spPr>
+                    <a:xfrm>
+                      <a:off x="0" y="0"/>
+                      <a:ext cx="5943600" cy="3866515"/>
+                    </a:xfrm>
+                    <a:prstGeom prst="rect">
+                      <a:avLst/>
+                    </a:prstGeom>
+                  </pic:spPr>
+                </pic:pic>
+              </a:graphicData>
+            </a:graphic>
+          </wp:inline>
+        </w:drawing>
+      </w:r>
+    </w:p>
+    <w:p>
+      <w:pPr>
+        <w:suppressAutoHyphens w:val="0"/>
+        <w:ind w:firstLine="0"/>
+      </w:pPr>
+    </w:p>
+    <w:p>
+      <w:pPr>
+        <w:suppressAutoHyphens w:val="0"/>
+        <w:ind w:firstLine="0"/>
+      </w:pPr>
+    </w:p>
+    <w:p>
+      <w:pPr>
+        <w:suppressAutoHyphens w:val="0"/>
+        <w:ind w:firstLine="0"/>
+      </w:pPr>
+    </w:p>
+    <w:p>
+      <w:pPr>
+        <w:suppressAutoHyphens w:val="0"/>
+        <w:ind w:firstLine="0"/>
+      </w:pPr>
+    </w:p>
+    <w:p>
+      <w:pPr>
+        <w:suppressAutoHyphens w:val="0"/>
+        <w:ind w:firstLine="0"/>
+      </w:pPr>
+    </w:p>
+    <w:p>
+      <w:pPr>
+        <w:suppressAutoHyphens w:val="0"/>
+        <w:ind w:firstLine="0"/>
+      </w:pPr>
+    </w:p>
+    <w:p>
+      <w:pPr>
+        <w:suppressAutoHyphens w:val="0"/>
+        <w:ind w:firstLine="0"/>
+      </w:pPr>
+    </w:p>
+    <w:p>
+      <w:pPr>
+        <w:suppressAutoHyphens w:val="0"/>
+        <w:ind w:firstLine="0"/>
+      </w:pPr>
+    </w:p>
+    <w:p>
+      <w:pPr>
+        <w:suppressAutoHyphens w:val="0"/>
+        <w:ind w:firstLine="0"/>
+      </w:pPr>
+    </w:p>
+    <w:p>
+      <w:pPr>
+        <w:suppressAutoHyphens w:val="0"/>
+        <w:ind w:firstLine="0"/>
+      </w:pPr>
+    </w:p>
+    <w:p>
+      <w:pPr>
+        <w:suppressAutoHyphens w:val="0"/>
+        <w:ind w:firstLine="0"/>
+      </w:pPr>
+    </w:p>
+    <w:p>
+      <w:pPr>
+        <w:suppressAutoHyphens w:val="0"/>
+        <w:ind w:firstLine="0"/>
+      </w:pPr>
+      <w:r>
+        <w:lastRenderedPageBreak/>
+        <w:t>Figure 7:</w:t>
+      </w:r>
+    </w:p>
+    <w:p>
+      <w:pPr>
+        <w:suppressAutoHyphens w:val="0"/>
+        <w:ind w:firstLine="0"/>
+      </w:pPr>
+      <w:r>
+        <w:rPr>
+          <w:noProof/>
+        </w:rPr>
+        <w:drawing>
+          <wp:inline distT="0" distB="0" distL="0" distR="0" wp14:anchorId="7D63896A" wp14:editId="021D94FB">
+            <wp:extent cx="5943600" cy="3866515"/>
+            <wp:effectExtent l="0" t="0" r="0" b="0"/>
+            <wp:docPr id="12481119" name="Picture 7" descr="A graph of a normalized curve&#10;&#10;AI-generated content may be incorrect."/>
+            <wp:cNvGraphicFramePr>
+              <a:graphicFrameLocks xmlns:a="http://schemas.openxmlformats.org/drawingml/2006/main" noChangeAspect="1"/>
+            </wp:cNvGraphicFramePr>
+            <a:graphic xmlns:a="http://schemas.openxmlformats.org/drawingml/2006/main">
+              <a:graphicData uri="http://schemas.openxmlformats.org/drawingml/2006/picture">
+                <pic:pic xmlns:pic="http://schemas.openxmlformats.org/drawingml/2006/picture">
+                  <pic:nvPicPr>
+                    <pic:cNvPr id="12481119" name="Picture 7" descr="A graph of a normalized curve&#10;&#10;AI-generated content may be incorrect."/>
+                    <pic:cNvPicPr/>
+                  </pic:nvPicPr>
+                  <pic:blipFill>
+                    <a:blip r:embed="rId15" cstate="print">
+                      <a:extLst>
+                        <a:ext uri="{28A0092B-C50C-407E-A947-70E740481C1C}">
+                          <a14:useLocalDpi xmlns:a14="http://schemas.microsoft.com/office/drawing/2010/main" val="0"/>
+                        </a:ext>
+                      </a:extLst>
+                    </a:blip>
+                    <a:stretch>
+                      <a:fillRect/>
+                    </a:stretch>
+                  </pic:blipFill>
+                  <pic:spPr>
+                    <a:xfrm>
+                      <a:off x="0" y="0"/>
+                      <a:ext cx="5943600" cy="3866515"/>
+                    </a:xfrm>
+                    <a:prstGeom prst="rect">
+                      <a:avLst/>
+                    </a:prstGeom>
+                  </pic:spPr>
+                </pic:pic>
+              </a:graphicData>
+            </a:graphic>
+          </wp:inline>
+        </w:drawing>
+      </w:r>
+    </w:p>
+    <w:p>
+      <w:pPr>
+        <w:suppressAutoHyphens w:val="0"/>
+        <w:ind w:firstLine="0"/>
+      </w:pPr>
+    </w:p>
+    <w:p>
+      <w:pPr>
+        <w:suppressAutoHyphens w:val="0"/>
+        <w:ind w:firstLine="0"/>
+      </w:pPr>
+    </w:p>
+    <w:p>
+      <w:pPr>
+        <w:suppressAutoHyphens w:val="0"/>
+        <w:ind w:firstLine="0"/>
+      </w:pPr>
+    </w:p>
+    <w:p>
+      <w:pPr>
+        <w:suppressAutoHyphens w:val="0"/>
+        <w:ind w:firstLine="0"/>
+      </w:pPr>
+    </w:p>
+    <w:p>
+      <w:pPr>
+        <w:suppressAutoHyphens w:val="0"/>
+        <w:ind w:firstLine="0"/>
+      </w:pPr>
+    </w:p>
+    <w:p>
+      <w:pPr>
+        <w:suppressAutoHyphens w:val="0"/>
+        <w:ind w:firstLine="0"/>
+      </w:pPr>
+    </w:p>
+    <w:p>
+      <w:pPr>
+        <w:suppressAutoHyphens w:val="0"/>
+        <w:ind w:firstLine="0"/>
+      </w:pPr>
+    </w:p>
+    <w:p>
+      <w:pPr>
+        <w:suppressAutoHyphens w:val="0"/>
+        <w:ind w:firstLine="0"/>
+      </w:pPr>
+    </w:p>
+    <w:p>
+      <w:pPr>
+        <w:suppressAutoHyphens w:val="0"/>
+        <w:ind w:firstLine="0"/>
+      </w:pPr>
+    </w:p>
+    <w:p>
+      <w:pPr>
+        <w:suppressAutoHyphens w:val="0"/>
+        <w:ind w:firstLine="0"/>
+      </w:pPr>
+    </w:p>
+    <w:p>
+      <w:pPr>
+        <w:suppressAutoHyphens w:val="0"/>
+        <w:ind w:firstLine="0"/>
+      </w:pPr>
+    </w:p>
+    <w:p>
+      <w:pPr>
+        <w:suppressAutoHyphens w:val="0"/>
+        <w:ind w:firstLine="0"/>
+      </w:pPr>
+      <w:r>
+        <w:lastRenderedPageBreak/>
+        <w:t>Figure 8:</w:t>
+      </w:r>
+      <w:r>
+        <w:t xml:space="preserve"> Ridge Cross-Validation Lambda Plot</w:t>
+      </w:r>
+    </w:p>
+    <w:p>
+      <w:pPr>
+        <w:suppressAutoHyphens w:val="0"/>
+        <w:ind w:firstLine="0"/>
+      </w:pPr>
+      <w:r>
+        <w:rPr>
+          <w:noProof/>
+        </w:rPr>
+        <w:drawing>
+          <wp:inline distT="0" distB="0" distL="0" distR="0" wp14:anchorId="392E3693" wp14:editId="5921D60D">
+            <wp:extent cx="5943600" cy="3866515"/>
+            <wp:effectExtent l="0" t="0" r="0" b="0"/>
+            <wp:docPr id="1358450353" name="Picture 8" descr="A graph of a logistic curve&#10;&#10;AI-generated content may be incorrect."/>
+            <wp:cNvGraphicFramePr>
+              <a:graphicFrameLocks xmlns:a="http://schemas.openxmlformats.org/drawingml/2006/main" noChangeAspect="1"/>
+            </wp:cNvGraphicFramePr>
+            <a:graphic xmlns:a="http://schemas.openxmlformats.org/drawingml/2006/main">
+              <a:graphicData uri="http://schemas.openxmlformats.org/drawingml/2006/picture">
+                <pic:pic xmlns:pic="http://schemas.openxmlformats.org/drawingml/2006/picture">
+                  <pic:nvPicPr>
+                    <pic:cNvPr id="1358450353" name="Picture 8" descr="A graph of a logistic curve&#10;&#10;AI-generated content may be incorrect."/>
+                    <pic:cNvPicPr/>
+                  </pic:nvPicPr>
+                  <pic:blipFill>
+                    <a:blip r:embed="rId16" cstate="print">
+                      <a:extLst>
+                        <a:ext uri="{28A0092B-C50C-407E-A947-70E740481C1C}">
+                          <a14:useLocalDpi xmlns:a14="http://schemas.microsoft.com/office/drawing/2010/main" val="0"/>
+                        </a:ext>
+                      </a:extLst>
+                    </a:blip>
+                    <a:stretch>
+                      <a:fillRect/>
+                    </a:stretch>
+                  </pic:blipFill>
+                  <pic:spPr>
+                    <a:xfrm>
+                      <a:off x="0" y="0"/>
+                      <a:ext cx="5943600" cy="3866515"/>
+                    </a:xfrm>
+                    <a:prstGeom prst="rect">
+                      <a:avLst/>
+                    </a:prstGeom>
+                  </pic:spPr>
+                </pic:pic>
+              </a:graphicData>
+            </a:graphic>
+          </wp:inline>
+        </w:drawing>
+      </w:r>
+    </w:p>
+    <w:p>
+      <w:pPr>
+        <w:suppressAutoHyphens w:val="0"/>
+        <w:ind w:firstLine="0"/>
+      </w:pPr>
+    </w:p>
+    <w:p>
+      <w:pPr>
+        <w:suppressAutoHyphens w:val="0"/>
+        <w:ind w:firstLine="0"/>
+      </w:pPr>
+    </w:p>
+    <w:p>
+      <w:pPr>
+        <w:suppressAutoHyphens w:val="0"/>
+        <w:ind w:firstLine="0"/>
+      </w:pPr>
+    </w:p>
+    <w:p>
+      <w:pPr>
+        <w:suppressAutoHyphens w:val="0"/>
+        <w:ind w:firstLine="0"/>
+      </w:pPr>
+    </w:p>
+    <w:p>
+      <w:pPr>
+        <w:suppressAutoHyphens w:val="0"/>
+        <w:ind w:firstLine="0"/>
+      </w:pPr>
+    </w:p>
+    <w:p>
+      <w:pPr>
+        <w:suppressAutoHyphens w:val="0"/>
+        <w:ind w:firstLine="0"/>
+      </w:pPr>
+    </w:p>
+    <w:p>
+      <w:pPr>
+        <w:suppressAutoHyphens w:val="0"/>
+        <w:ind w:firstLine="0"/>
+      </w:pPr>
+    </w:p>
+    <w:p>
+      <w:pPr>
+        <w:suppressAutoHyphens w:val="0"/>
+        <w:ind w:firstLine="0"/>
+      </w:pPr>
+    </w:p>
+    <w:p>
+      <w:pPr>
+        <w:suppressAutoHyphens w:val="0"/>
+        <w:ind w:firstLine="0"/>
+      </w:pPr>
+    </w:p>
+    <w:p>
+      <w:pPr>
+        <w:suppressAutoHyphens w:val="0"/>
+        <w:ind w:firstLine="0"/>
+      </w:pPr>
+    </w:p>
+    <w:p>
+      <w:pPr>
+        <w:suppressAutoHyphens w:val="0"/>
+        <w:ind w:firstLine="0"/>
+      </w:pPr>
+    </w:p>
+    <w:p>
+      <w:pPr>
+        <w:suppressAutoHyphens w:val="0"/>
+        <w:ind w:firstLine="0"/>
+      </w:pPr>
+      <w:r>
+        <w:lastRenderedPageBreak/>
+        <w:t>Figure 9:</w:t>
+      </w:r>
+    </w:p>
+    <w:p>
+      <w:pPr>
+        <w:suppressAutoHyphens w:val="0"/>
+        <w:ind w:firstLine="0"/>
+      </w:pPr>
+      <w:r>
+        <w:rPr>
+          <w:noProof/>
+        </w:rPr>
+        <w:drawing>
+          <wp:inline distT="0" distB="0" distL="0" distR="0" wp14:anchorId="4051584A" wp14:editId="45E76531">
+            <wp:extent cx="5943600" cy="3866515"/>
+            <wp:effectExtent l="0" t="0" r="0" b="0"/>
+            <wp:docPr id="43946353" name="Picture 9" descr="A graph of a ridge regression&#10;&#10;AI-generated content may be incorrect."/>
+            <wp:cNvGraphicFramePr>
+              <a:graphicFrameLocks xmlns:a="http://schemas.openxmlformats.org/drawingml/2006/main" noChangeAspect="1"/>
+            </wp:cNvGraphicFramePr>
+            <a:graphic xmlns:a="http://schemas.openxmlformats.org/drawingml/2006/main">
+              <a:graphicData uri="http://schemas.openxmlformats.org/drawingml/2006/picture">
+                <pic:pic xmlns:pic="http://schemas.openxmlformats.org/drawingml/2006/picture">
+                  <pic:nvPicPr>
+                    <pic:cNvPr id="43946353" name="Picture 9" descr="A graph of a ridge regression&#10;&#10;AI-generated content may be incorrect."/>
+                    <pic:cNvPicPr/>
+                  </pic:nvPicPr>
+                  <pic:blipFill>
+                    <a:blip r:embed="rId17" cstate="print">
+                      <a:extLst>
+                        <a:ext uri="{28A0092B-C50C-407E-A947-70E740481C1C}">
+                          <a14:useLocalDpi xmlns:a14="http://schemas.microsoft.com/office/drawing/2010/main" val="0"/>
+                        </a:ext>
+                      </a:extLst>
+                    </a:blip>
+                    <a:stretch>
+                      <a:fillRect/>
+                    </a:stretch>
+                  </pic:blipFill>
+                  <pic:spPr>
+                    <a:xfrm>
+                      <a:off x="0" y="0"/>
+                      <a:ext cx="5943600" cy="3866515"/>
+                    </a:xfrm>
+                    <a:prstGeom prst="rect">
+                      <a:avLst/>
+                    </a:prstGeom>
+                  </pic:spPr>
+                </pic:pic>
+              </a:graphicData>
+            </a:graphic>
+          </wp:inline>
+        </w:drawing>
+      </w:r>
+    </w:p>
+    <w:p>
+      <w:pPr>
+        <w:suppressAutoHyphens w:val="0"/>
+        <w:ind w:firstLine="0"/>
+      </w:pPr>
+    </w:p>
+    <w:p>
+      <w:pPr>
+        <w:suppressAutoHyphens w:val="0"/>
+        <w:ind w:firstLine="0"/>
+      </w:pPr>
+    </w:p>
+    <w:p>
+      <w:pPr>
+        <w:suppressAutoHyphens w:val="0"/>
+        <w:ind w:firstLine="0"/>
+      </w:pPr>
+    </w:p>
+    <w:p>
+      <w:pPr>
+        <w:suppressAutoHyphens w:val="0"/>
+        <w:ind w:firstLine="0"/>
+      </w:pPr>
+    </w:p>
+    <w:p>
+      <w:pPr>
+        <w:suppressAutoHyphens w:val="0"/>
+        <w:ind w:firstLine="0"/>
+      </w:pPr>
+    </w:p>
+    <w:p>
+      <w:pPr>
+        <w:suppressAutoHyphens w:val="0"/>
+        <w:ind w:firstLine="0"/>
+      </w:pPr>
+    </w:p>
+    <w:p>
+      <w:pPr>
+        <w:suppressAutoHyphens w:val="0"/>
+        <w:ind w:firstLine="0"/>
+      </w:pPr>
+    </w:p>
+    <w:p>
+      <w:pPr>
+        <w:suppressAutoHyphens w:val="0"/>
+        <w:ind w:firstLine="0"/>
+      </w:pPr>
+    </w:p>
+    <w:p>
+      <w:pPr>
+        <w:suppressAutoHyphens w:val="0"/>
+        <w:ind w:firstLine="0"/>
+      </w:pPr>
+    </w:p>
+    <w:p>
+      <w:pPr>
+        <w:suppressAutoHyphens w:val="0"/>
+        <w:ind w:firstLine="0"/>
+      </w:pPr>
+    </w:p>
+    <w:p>
+      <w:pPr>
+        <w:suppressAutoHyphens w:val="0"/>
+        <w:ind w:firstLine="0"/>
+      </w:pPr>
+    </w:p>
+    <w:p>
+      <w:pPr>
+        <w:suppressAutoHyphens w:val="0"/>
+        <w:ind w:firstLine="0"/>
+      </w:pPr>
+      <w:r>
+        <w:lastRenderedPageBreak/>
+        <w:t>Figure 10:</w:t>
+      </w:r>
+    </w:p>
+    <w:p>
+      <w:pPr>
+        <w:suppressAutoHyphens w:val="0"/>
+        <w:ind w:firstLine="0"/>
+      </w:pPr>
+      <w:r>
+        <w:rPr>
+          <w:noProof/>
+        </w:rPr>
+        <w:drawing>
+          <wp:inline distT="0" distB="0" distL="0" distR="0" wp14:anchorId="14287CAD" wp14:editId="3AE3880E">
+            <wp:extent cx="5943600" cy="3866515"/>
+            <wp:effectExtent l="0" t="0" r="0" b="0"/>
+            <wp:docPr id="1788076734" name="Picture 10" descr="A graph of a ridge regression&#10;&#10;AI-generated content may be incorrect."/>
+            <wp:cNvGraphicFramePr>
+              <a:graphicFrameLocks xmlns:a="http://schemas.openxmlformats.org/drawingml/2006/main" noChangeAspect="1"/>
+            </wp:cNvGraphicFramePr>
+            <a:graphic xmlns:a="http://schemas.openxmlformats.org/drawingml/2006/main">
+              <a:graphicData uri="http://schemas.openxmlformats.org/drawingml/2006/picture">
+                <pic:pic xmlns:pic="http://schemas.openxmlformats.org/drawingml/2006/picture">
+                  <pic:nvPicPr>
+                    <pic:cNvPr id="1788076734" name="Picture 10" descr="A graph of a ridge regression&#10;&#10;AI-generated content may be incorrect."/>
+                    <pic:cNvPicPr/>
+                  </pic:nvPicPr>
+                  <pic:blipFill>
+                    <a:blip r:embed="rId18" cstate="print">
+                      <a:extLst>
+                        <a:ext uri="{28A0092B-C50C-407E-A947-70E740481C1C}">
+                          <a14:useLocalDpi xmlns:a14="http://schemas.microsoft.com/office/drawing/2010/main" val="0"/>
+                        </a:ext>
+                      </a:extLst>
+                    </a:blip>
+                    <a:stretch>
+                      <a:fillRect/>
+                    </a:stretch>
+                  </pic:blipFill>
+                  <pic:spPr>
+                    <a:xfrm>
+                      <a:off x="0" y="0"/>
+                      <a:ext cx="5943600" cy="3866515"/>
+                    </a:xfrm>
+                    <a:prstGeom prst="rect">
+                      <a:avLst/>
+                    </a:prstGeom>
+                  </pic:spPr>
+                </pic:pic>
+              </a:graphicData>
+            </a:graphic>
+          </wp:inline>
+        </w:drawing>
+      </w:r>
+    </w:p>
+    <w:p>
+      <w:pPr>
+        <w:suppressAutoHyphens w:val="0"/>
+        <w:ind w:firstLine="0"/>
+      </w:pPr>
+    </w:p>
+    <w:p>
+      <w:pPr>
+        <w:suppressAutoHyphens w:val="0"/>
+        <w:ind w:firstLine="0"/>
+      </w:pPr>
+    </w:p>
+    <w:p>
+      <w:pPr>
+        <w:suppressAutoHyphens w:val="0"/>
+        <w:ind w:firstLine="0"/>
+      </w:pPr>
+    </w:p>
+    <w:p>
+      <w:pPr>
+        <w:suppressAutoHyphens w:val="0"/>
+        <w:ind w:firstLine="0"/>
+      </w:pPr>
+    </w:p>
+    <w:p>
+      <w:pPr>
+        <w:suppressAutoHyphens w:val="0"/>
+        <w:ind w:firstLine="0"/>
+      </w:pPr>
+    </w:p>
+    <w:p>
+      <w:pPr>
+        <w:suppressAutoHyphens w:val="0"/>
+        <w:ind w:firstLine="0"/>
+      </w:pPr>
+    </w:p>
+    <w:p>
+      <w:pPr>
+        <w:suppressAutoHyphens w:val="0"/>
+        <w:ind w:firstLine="0"/>
+      </w:pPr>
+    </w:p>
+    <w:p>
+      <w:pPr>
+        <w:suppressAutoHyphens w:val="0"/>
+        <w:ind w:firstLine="0"/>
+      </w:pPr>
+    </w:p>
+    <w:p>
+      <w:pPr>
+        <w:suppressAutoHyphens w:val="0"/>
+        <w:ind w:firstLine="0"/>
+      </w:pPr>
+    </w:p>
+    <w:p>
+      <w:pPr>
+        <w:suppressAutoHyphens w:val="0"/>
+        <w:ind w:firstLine="0"/>
+      </w:pPr>
+    </w:p>
+    <w:p>
+      <w:pPr>
+        <w:suppressAutoHyphens w:val="0"/>
+        <w:ind w:firstLine="0"/>
+      </w:pPr>
+    </w:p>
+    <w:p>
+      <w:pPr>
+        <w:suppressAutoHyphens w:val="0"/>
+        <w:ind w:firstLine="0"/>
+      </w:pPr>
+      <w:r>
+        <w:lastRenderedPageBreak/>
+        <w:t>Figure 11:</w:t>
+      </w:r>
+      <w:r>
+        <w:t xml:space="preserve"> Elastic Net Cross-Validation Lambda Plot</w:t>
+      </w:r>
+    </w:p>
+    <w:p>
+      <w:pPr>
+        <w:suppressAutoHyphens w:val="0"/>
+        <w:ind w:firstLine="0"/>
+      </w:pPr>
+      <w:r>
+        <w:rPr>
+          <w:noProof/>
+        </w:rPr>
+        <w:drawing>
+          <wp:inline distT="0" distB="0" distL="0" distR="0" wp14:anchorId="74F23579" wp14:editId="0A7EBB49">
+            <wp:extent cx="5943600" cy="3866515"/>
+            <wp:effectExtent l="0" t="0" r="0" b="0"/>
+            <wp:docPr id="452388088" name="Picture 11" descr="A graph of a logistic curve&#10;&#10;AI-generated content may be incorrect."/>
+            <wp:cNvGraphicFramePr>
+              <a:graphicFrameLocks xmlns:a="http://schemas.openxmlformats.org/drawingml/2006/main" noChangeAspect="1"/>
+            </wp:cNvGraphicFramePr>
+            <a:graphic xmlns:a="http://schemas.openxmlformats.org/drawingml/2006/main">
+              <a:graphicData uri="http://schemas.openxmlformats.org/drawingml/2006/picture">
+                <pic:pic xmlns:pic="http://schemas.openxmlformats.org/drawingml/2006/picture">
+                  <pic:nvPicPr>
+                    <pic:cNvPr id="452388088" name="Picture 11" descr="A graph of a logistic curve&#10;&#10;AI-generated content may be incorrect."/>
+                    <pic:cNvPicPr/>
+                  </pic:nvPicPr>
+                  <pic:blipFill>
+                    <a:blip r:embed="rId19" cstate="print">
+                      <a:extLst>
+                        <a:ext uri="{28A0092B-C50C-407E-A947-70E740481C1C}">
+                          <a14:useLocalDpi xmlns:a14="http://schemas.microsoft.com/office/drawing/2010/main" val="0"/>
+                        </a:ext>
+                      </a:extLst>
+                    </a:blip>
+                    <a:stretch>
+                      <a:fillRect/>
+                    </a:stretch>
+                  </pic:blipFill>
+                  <pic:spPr>
+                    <a:xfrm>
+                      <a:off x="0" y="0"/>
+                      <a:ext cx="5943600" cy="3866515"/>
+                    </a:xfrm>
+                    <a:prstGeom prst="rect">
+                      <a:avLst/>
+                    </a:prstGeom>
+                  </pic:spPr>
+                </pic:pic>
+              </a:graphicData>
+            </a:graphic>
+          </wp:inline>
+        </w:drawing>
+      </w:r>
+    </w:p>
+    <w:p>
+      <w:pPr>
+        <w:suppressAutoHyphens w:val="0"/>
+        <w:ind w:firstLine="0"/>
+      </w:pPr>
+    </w:p>
+    <w:p>
+      <w:pPr>
+        <w:suppressAutoHyphens w:val="0"/>
+        <w:ind w:firstLine="0"/>
+      </w:pPr>
+    </w:p>
+    <w:p>
+      <w:pPr>
+        <w:suppressAutoHyphens w:val="0"/>
+        <w:ind w:firstLine="0"/>
+      </w:pPr>
+    </w:p>
+    <w:p>
+      <w:pPr>
+        <w:suppressAutoHyphens w:val="0"/>
+        <w:ind w:firstLine="0"/>
+      </w:pPr>
+    </w:p>
+    <w:p>
+      <w:pPr>
+        <w:suppressAutoHyphens w:val="0"/>
+        <w:ind w:firstLine="0"/>
+      </w:pPr>
+    </w:p>
+    <w:p>
+      <w:pPr>
+        <w:suppressAutoHyphens w:val="0"/>
+        <w:ind w:firstLine="0"/>
+      </w:pPr>
+    </w:p>
+    <w:p>
+      <w:pPr>
+        <w:suppressAutoHyphens w:val="0"/>
+        <w:ind w:firstLine="0"/>
+      </w:pPr>
+    </w:p>
+    <w:p>
+      <w:pPr>
+        <w:suppressAutoHyphens w:val="0"/>
+        <w:ind w:firstLine="0"/>
+      </w:pPr>
+    </w:p>
+    <w:p>
+      <w:pPr>
+        <w:suppressAutoHyphens w:val="0"/>
+        <w:ind w:firstLine="0"/>
+      </w:pPr>
+    </w:p>
+    <w:p>
+      <w:pPr>
+        <w:suppressAutoHyphens w:val="0"/>
+        <w:ind w:firstLine="0"/>
+      </w:pPr>
+    </w:p>
+    <w:p>
+      <w:pPr>
+        <w:suppressAutoHyphens w:val="0"/>
+        <w:ind w:firstLine="0"/>
+      </w:pPr>
+    </w:p>
+    <w:p>
+      <w:pPr>
+        <w:suppressAutoHyphens w:val="0"/>
+        <w:ind w:firstLine="0"/>
+      </w:pPr>
+      <w:r>
+        <w:lastRenderedPageBreak/>
+        <w:t>Figure 12:</w:t>
+      </w:r>
+    </w:p>
+    <w:p>
+      <w:pPr>
+        <w:suppressAutoHyphens w:val="0"/>
+        <w:ind w:firstLine="0"/>
+      </w:pPr>
+      <w:r>
+        <w:rPr>
+          <w:noProof/>
+        </w:rPr>
+        <w:drawing>
+          <wp:inline distT="0" distB="0" distL="0" distR="0" wp14:anchorId="6B0611B1" wp14:editId="29DC7B9B">
+            <wp:extent cx="5943600" cy="3866515"/>
+            <wp:effectExtent l="0" t="0" r="0" b="0"/>
+            <wp:docPr id="414643022" name="Picture 12" descr="A graph of a net with a number of numbers&#10;&#10;AI-generated content may be incorrect."/>
+            <wp:cNvGraphicFramePr>
+              <a:graphicFrameLocks xmlns:a="http://schemas.openxmlformats.org/drawingml/2006/main" noChangeAspect="1"/>
+            </wp:cNvGraphicFramePr>
+            <a:graphic xmlns:a="http://schemas.openxmlformats.org/drawingml/2006/main">
+              <a:graphicData uri="http://schemas.openxmlformats.org/drawingml/2006/picture">
+                <pic:pic xmlns:pic="http://schemas.openxmlformats.org/drawingml/2006/picture">
+                  <pic:nvPicPr>
+                    <pic:cNvPr id="414643022" name="Picture 12" descr="A graph of a net with a number of numbers&#10;&#10;AI-generated content may be incorrect."/>
+                    <pic:cNvPicPr/>
+                  </pic:nvPicPr>
+                  <pic:blipFill>
+                    <a:blip r:embed="rId20" cstate="print">
+                      <a:extLst>
+                        <a:ext uri="{28A0092B-C50C-407E-A947-70E740481C1C}">
+                          <a14:useLocalDpi xmlns:a14="http://schemas.microsoft.com/office/drawing/2010/main" val="0"/>
+                        </a:ext>
+                      </a:extLst>
+                    </a:blip>
+                    <a:stretch>
+                      <a:fillRect/>
+                    </a:stretch>
+                  </pic:blipFill>
+                  <pic:spPr>
+                    <a:xfrm>
+                      <a:off x="0" y="0"/>
+                      <a:ext cx="5943600" cy="3866515"/>
+                    </a:xfrm>
+                    <a:prstGeom prst="rect">
+                      <a:avLst/>
+                    </a:prstGeom>
+                  </pic:spPr>
+                </pic:pic>
+              </a:graphicData>
+            </a:graphic>
+          </wp:inline>
+        </w:drawing>
+      </w:r>
+    </w:p>
+    <w:p>
+      <w:pPr>
+        <w:suppressAutoHyphens w:val="0"/>
+        <w:ind w:firstLine="0"/>
+      </w:pPr>
+    </w:p>
+    <w:p>
+      <w:pPr>
+        <w:suppressAutoHyphens w:val="0"/>
+        <w:ind w:firstLine="0"/>
+      </w:pPr>
+    </w:p>
+    <w:p>
+      <w:pPr>
+        <w:suppressAutoHyphens w:val="0"/>
+        <w:ind w:firstLine="0"/>
+      </w:pPr>
+    </w:p>
+    <w:p>
+      <w:pPr>
+        <w:suppressAutoHyphens w:val="0"/>
+        <w:ind w:firstLine="0"/>
+      </w:pPr>
+    </w:p>
+    <w:p>
+      <w:pPr>
+        <w:suppressAutoHyphens w:val="0"/>
+        <w:ind w:firstLine="0"/>
+      </w:pPr>
+    </w:p>
+    <w:p>
+      <w:pPr>
+        <w:suppressAutoHyphens w:val="0"/>
+        <w:ind w:firstLine="0"/>
+      </w:pPr>
+    </w:p>
+    <w:p>
+      <w:pPr>
+        <w:suppressAutoHyphens w:val="0"/>
+        <w:ind w:firstLine="0"/>
+      </w:pPr>
+    </w:p>
+    <w:p>
+      <w:pPr>
+        <w:suppressAutoHyphens w:val="0"/>
+        <w:ind w:firstLine="0"/>
+      </w:pPr>
+    </w:p>
+    <w:p>
+      <w:pPr>
+        <w:suppressAutoHyphens w:val="0"/>
+        <w:ind w:firstLine="0"/>
+      </w:pPr>
+    </w:p>
+    <w:p>
+      <w:pPr>
+        <w:suppressAutoHyphens w:val="0"/>
+        <w:ind w:firstLine="0"/>
+      </w:pPr>
+    </w:p>
+    <w:p>
+      <w:pPr>
+        <w:suppressAutoHyphens w:val="0"/>
+        <w:ind w:firstLine="0"/>
+      </w:pPr>
+    </w:p>
+    <w:p>
+      <w:pPr>
+        <w:suppressAutoHyphens w:val="0"/>
+        <w:ind w:firstLine="0"/>
+      </w:pPr>
+      <w:r>
+        <w:lastRenderedPageBreak/>
+        <w:t>Figure 13:</w:t>
+      </w:r>
+    </w:p>
+    <w:p>
+      <w:pPr>
+        <w:suppressAutoHyphens w:val="0"/>
+        <w:ind w:firstLine="0"/>
+      </w:pPr>
+      <w:r>
+        <w:rPr>
+          <w:noProof/>
+        </w:rPr>
+        <w:drawing>
+          <wp:inline distT="0" distB="0" distL="0" distR="0" wp14:anchorId="7BEF9BDE" wp14:editId="3147C850">
+            <wp:extent cx="5755341" cy="4705735"/>
+            <wp:effectExtent l="0" t="0" r="0" b="6350"/>
+            <wp:docPr id="2072249691" name="Picture 13" descr="A graph of elastic net with a specific line&#10;&#10;AI-generated content may be incorrect."/>
+            <wp:cNvGraphicFramePr>
+              <a:graphicFrameLocks xmlns:a="http://schemas.openxmlformats.org/drawingml/2006/main" noChangeAspect="1"/>
+            </wp:cNvGraphicFramePr>
+            <a:graphic xmlns:a="http://schemas.openxmlformats.org/drawingml/2006/main">
+              <a:graphicData uri="http://schemas.openxmlformats.org/drawingml/2006/picture">
+                <pic:pic xmlns:pic="http://schemas.openxmlformats.org/drawingml/2006/picture">
+                  <pic:nvPicPr>
+                    <pic:cNvPr id="2072249691" name="Picture 13" descr="A graph of elastic net with a specific line&#10;&#10;AI-generated content may be incorrect."/>
+                    <pic:cNvPicPr/>
+                  </pic:nvPicPr>
+                  <pic:blipFill>
+                    <a:blip r:embed="rId21">
+                      <a:extLst>
+                        <a:ext uri="{28A0092B-C50C-407E-A947-70E740481C1C}">
+                          <a14:useLocalDpi xmlns:a14="http://schemas.microsoft.com/office/drawing/2010/main" val="0"/>
+                        </a:ext>
+                      </a:extLst>
+                    </a:blip>
+                    <a:stretch>
+                      <a:fillRect/>
+                    </a:stretch>
+                  </pic:blipFill>
+                  <pic:spPr>
+                    <a:xfrm>
+                      <a:off x="0" y="0"/>
+                      <a:ext cx="5843758" cy="4778027"/>
+                    </a:xfrm>
+                    <a:prstGeom prst="rect">
+                      <a:avLst/>
+                    </a:prstGeom>
+                  </pic:spPr>
+                </pic:pic>
+              </a:graphicData>
+            </a:graphic>
+          </wp:inline>
+        </w:drawing>
+      </w:r>
+    </w:p>
+    <w:p>
+      <w:pPr>
+        <w:suppressAutoHyphens w:val="0"/>
+        <w:ind w:firstLine="0"/>
+      </w:pPr>
+    </w:p>
+    <w:p>
+      <w:pPr>
+        <w:suppressAutoHyphens w:val="0"/>
+        <w:ind w:firstLine="0"/>
+      </w:pPr>
+    </w:p>
+    <w:p>
+      <w:pPr>
+        <w:suppressAutoHyphens w:val="0"/>
+        <w:ind w:firstLine="0"/>
+      </w:pPr>
+    </w:p>
+    <w:p>
+      <w:pPr>
+        <w:suppressAutoHyphens w:val="0"/>
+        <w:ind w:firstLine="0"/>
+      </w:pPr>
+    </w:p>
+    <w:p>
+      <w:pPr>
+        <w:suppressAutoHyphens w:val="0"/>
+        <w:ind w:firstLine="0"/>
+      </w:pPr>
+    </w:p>
+    <w:p>
+      <w:pPr>
+        <w:suppressAutoHyphens w:val="0"/>
+        <w:ind w:firstLine="0"/>
+      </w:pPr>
+      <w:r>
+        <w:lastRenderedPageBreak/>
+        <w:t>Figure 14:</w:t>
+      </w:r>
+      <w:r>
+        <w:rPr>
+          <w:noProof/>
+        </w:rPr>
+        <w:drawing>
+          <wp:inline distT="0" distB="0" distL="0" distR="0" wp14:anchorId="083A7371" wp14:editId="6614CB65">
+            <wp:extent cx="5943600" cy="6539865"/>
+            <wp:effectExtent l="0" t="0" r="0" b="635"/>
+            <wp:docPr id="338849888" name="Picture 14" descr="A screenshot of a graph&#10;&#10;AI-generated content may be incorrect."/>
+            <wp:cNvGraphicFramePr>
+              <a:graphicFrameLocks xmlns:a="http://schemas.openxmlformats.org/drawingml/2006/main" noChangeAspect="1"/>
+            </wp:cNvGraphicFramePr>
+            <a:graphic xmlns:a="http://schemas.openxmlformats.org/drawingml/2006/main">
+              <a:graphicData uri="http://schemas.openxmlformats.org/drawingml/2006/picture">
+                <pic:pic xmlns:pic="http://schemas.openxmlformats.org/drawingml/2006/picture">
+                  <pic:nvPicPr>
+                    <pic:cNvPr id="338849888" name="Picture 14" descr="A screenshot of a graph&#10;&#10;AI-generated content may be incorrect."/>
+                    <pic:cNvPicPr/>
+                  </pic:nvPicPr>
+                  <pic:blipFill>
+                    <a:blip r:embed="rId22">
+                      <a:extLst>
+                        <a:ext uri="{28A0092B-C50C-407E-A947-70E740481C1C}">
+                          <a14:useLocalDpi xmlns:a14="http://schemas.microsoft.com/office/drawing/2010/main" val="0"/>
+                        </a:ext>
+                      </a:extLst>
+                    </a:blip>
+                    <a:stretch>
+                      <a:fillRect/>
+                    </a:stretch>
+                  </pic:blipFill>
+                  <pic:spPr>
+                    <a:xfrm>
+                      <a:off x="0" y="0"/>
+                      <a:ext cx="5943600" cy="6539865"/>
+                    </a:xfrm>
+                    <a:prstGeom prst="rect">
+                      <a:avLst/>
+                    </a:prstGeom>
+                  </pic:spPr>
+                </pic:pic>
+              </a:graphicData>
+            </a:graphic>
+          </wp:inline>
+        </w:drawing>
+      </w:r>
+    </w:p>
+    <w:p>
+      <w:pPr>
+        <w:suppressAutoHyphens w:val="0"/>
+        <w:ind w:firstLine="0"/>
+      </w:pPr>
+    </w:p>
+    <w:p>
+      <w:pPr>
+        <w:suppressAutoHyphens w:val="0"/>
+        <w:ind w:firstLine="0"/>
+      </w:pPr>
+    </w:p>
+    <w:p>
+      <w:pPr>
+        <w:suppressAutoHyphens w:val="0"/>
+        <w:ind w:firstLine="0"/>
+      </w:pPr>
+    </w:p>
+    <w:p>
+      <w:pPr>
+        <w:suppressAutoHyphens w:val="0"/>
+        <w:ind w:firstLine="0"/>
+      </w:pPr>
+      <w:r>
+        <w:lastRenderedPageBreak/>
+        <w:t>Figure 15: Best Model Coefficients</w:t>
+      </w:r>
+      <w:r>
+        <w:rPr>
+          <w:noProof/>
+        </w:rPr>
+        <w:drawing>
+          <wp:inline distT="0" distB="0" distL="0" distR="0" wp14:anchorId="63ECE6D9" wp14:editId="59521099">
+            <wp:extent cx="3838262" cy="6750424"/>
+            <wp:effectExtent l="0" t="0" r="0" b="0"/>
+            <wp:docPr id="908562124" name="Picture 15" descr="A screenshot of a computer&#10;&#10;AI-generated content may be incorrect."/>
+            <wp:cNvGraphicFramePr>
+              <a:graphicFrameLocks xmlns:a="http://schemas.openxmlformats.org/drawingml/2006/main" noChangeAspect="1"/>
+            </wp:cNvGraphicFramePr>
+            <a:graphic xmlns:a="http://schemas.openxmlformats.org/drawingml/2006/main">
+              <a:graphicData uri="http://schemas.openxmlformats.org/drawingml/2006/picture">
+                <pic:pic xmlns:pic="http://schemas.openxmlformats.org/drawingml/2006/picture">
+                  <pic:nvPicPr>
+                    <pic:cNvPr id="908562124" name="Picture 15" descr="A screenshot of a computer&#10;&#10;AI-generated content may be incorrect."/>
+                    <pic:cNvPicPr/>
+                  </pic:nvPicPr>
+                  <pic:blipFill>
+                    <a:blip r:embed="rId23">
+                      <a:extLst>
+                        <a:ext uri="{28A0092B-C50C-407E-A947-70E740481C1C}">
+                          <a14:useLocalDpi xmlns:a14="http://schemas.microsoft.com/office/drawing/2010/main" val="0"/>
+                        </a:ext>
+                      </a:extLst>
+                    </a:blip>
+                    <a:stretch>
+                      <a:fillRect/>
+                    </a:stretch>
+                  </pic:blipFill>
+                  <pic:spPr>
+                    <a:xfrm>
+                      <a:off x="0" y="0"/>
+                      <a:ext cx="3891689" cy="6844388"/>
+                    </a:xfrm>
+                    <a:prstGeom prst="rect">
+                      <a:avLst/>
+                    </a:prstGeom>
+                  </pic:spPr>
+                </pic:pic>
+              </a:graphicData>
+            </a:graphic>
+          </wp:inline>
+        </w:drawing>
+      </w:r>
+    </w:p>
+    <w:p>
+      <w:pPr>
+        <w:suppressAutoHyphens w:val="0"/>
+        <w:ind w:firstLine="0"/>
+      </w:pPr>
+    </w:p>
     <w:sectPr>
-      <w:headerReference w:type="default" r:id="rId9"/>
-      <w:footerReference w:type="default" r:id="rId10"/>
-      <w:headerReference w:type="first" r:id="rId11"/>
+      <w:headerReference w:type="default" r:id="rId24"/>
+      <w:footerReference w:type="default" r:id="rId25"/>
+      <w:headerReference w:type="first" r:id="rId26"/>
       <w:pgSz w:w="12240" w:h="15840"/>
       <w:pgMar w:top="1440" w:right="1440" w:bottom="1440" w:left="1440" w:header="720" w:footer="720" w:gutter="0"/>
       <w:cols w:space="720"/>
@@ -4185,6 +6192,9 @@
   <w:rsids>
     <w:rsidRoot w:val="000B1629"/>
     <w:rsid w:val="000B1629"/>
+    <w:rsid w:val="00283BA6"/>
+    <w:rsid w:val="005F61CA"/>
+    <w:rsid w:val="0075582D"/>
     <w:rsid w:val="008552E3"/>
     <w:rsid w:val="00E4163A"/>
   </w:rsids>
@@ -4637,24 +6647,6 @@
     <w:semiHidden/>
     <w:unhideWhenUsed/>
   </w:style>
-  <w:style w:type="paragraph" w:customStyle="1" w:styleId="1D8008095DCA294FBC96D756B776E7A6">
-    <w:name w:val="1D8008095DCA294FBC96D756B776E7A6"/>
-  </w:style>
-  <w:style w:type="paragraph" w:customStyle="1" w:styleId="80C4EF154B4A9E48B6EF363588EA855E">
-    <w:name w:val="80C4EF154B4A9E48B6EF363588EA855E"/>
-  </w:style>
-  <w:style w:type="paragraph" w:customStyle="1" w:styleId="3489BF72A07BB041BE5DC99C2A2CA007">
-    <w:name w:val="3489BF72A07BB041BE5DC99C2A2CA007"/>
-  </w:style>
-  <w:style w:type="paragraph" w:customStyle="1" w:styleId="A008BE08F69A0341B667904AB7BB95A8">
-    <w:name w:val="A008BE08F69A0341B667904AB7BB95A8"/>
-  </w:style>
-  <w:style w:type="paragraph" w:customStyle="1" w:styleId="C1123ACE75461E478DC55FA1DF5FF0FE">
-    <w:name w:val="C1123ACE75461E478DC55FA1DF5FF0FE"/>
-  </w:style>
-  <w:style w:type="paragraph" w:customStyle="1" w:styleId="32223E24974DC64281B5E41A318D7206">
-    <w:name w:val="32223E24974DC64281B5E41A318D7206"/>
-  </w:style>
   <w:style w:type="character" w:styleId="Emphasis">
     <w:name w:val="Emphasis"/>
     <w:basedOn w:val="DefaultParagraphFont"/>
@@ -4665,51 +6657,12 @@
       <w:iCs/>
     </w:rPr>
   </w:style>
-  <w:style w:type="paragraph" w:customStyle="1" w:styleId="F4E97EB20DF76340B3395D27E5646FF0">
-    <w:name w:val="F4E97EB20DF76340B3395D27E5646FF0"/>
-  </w:style>
-  <w:style w:type="paragraph" w:customStyle="1" w:styleId="6B0AED7CE63193418EC5D2BED8C47DA7">
-    <w:name w:val="6B0AED7CE63193418EC5D2BED8C47DA7"/>
-  </w:style>
-  <w:style w:type="paragraph" w:customStyle="1" w:styleId="287477499F28A549B9DCAF900504C745">
-    <w:name w:val="287477499F28A549B9DCAF900504C745"/>
-  </w:style>
-  <w:style w:type="paragraph" w:customStyle="1" w:styleId="6A714C955C57FA4E9F343DD39781892A">
-    <w:name w:val="6A714C955C57FA4E9F343DD39781892A"/>
-  </w:style>
-  <w:style w:type="paragraph" w:customStyle="1" w:styleId="3A4A793BF7EF2C46861C7351FDBF28C1">
-    <w:name w:val="3A4A793BF7EF2C46861C7351FDBF28C1"/>
-  </w:style>
-  <w:style w:type="paragraph" w:customStyle="1" w:styleId="974945D9B87DC64C95522DAB81273D45">
-    <w:name w:val="974945D9B87DC64C95522DAB81273D45"/>
-  </w:style>
   <w:style w:type="paragraph" w:customStyle="1" w:styleId="DAAD6BBACFE7F24E94100E6B8D5309D6">
     <w:name w:val="DAAD6BBACFE7F24E94100E6B8D5309D6"/>
   </w:style>
   <w:style w:type="paragraph" w:customStyle="1" w:styleId="352613AC1CC22848A20685EBB1DC5A6E">
     <w:name w:val="352613AC1CC22848A20685EBB1DC5A6E"/>
   </w:style>
-  <w:style w:type="paragraph" w:customStyle="1" w:styleId="CCBB1F3406BB7E4A8FFA9D9A4DF0E7DC">
-    <w:name w:val="CCBB1F3406BB7E4A8FFA9D9A4DF0E7DC"/>
-  </w:style>
-  <w:style w:type="paragraph" w:customStyle="1" w:styleId="745131D8D72C9C43ABFB60593BC9C756">
-    <w:name w:val="745131D8D72C9C43ABFB60593BC9C756"/>
-  </w:style>
-  <w:style w:type="paragraph" w:customStyle="1" w:styleId="A592AB0767050D459044F77873E6C6F1">
-    <w:name w:val="A592AB0767050D459044F77873E6C6F1"/>
-  </w:style>
-  <w:style w:type="paragraph" w:customStyle="1" w:styleId="0B772CE19D729B4D822D24AED2A63A73">
-    <w:name w:val="0B772CE19D729B4D822D24AED2A63A73"/>
-  </w:style>
-  <w:style w:type="paragraph" w:customStyle="1" w:styleId="5FFB5B5743080C41A348E72BBBA37BF6">
-    <w:name w:val="5FFB5B5743080C41A348E72BBBA37BF6"/>
-  </w:style>
-  <w:style w:type="paragraph" w:customStyle="1" w:styleId="D7F4A442AD2A38458CBDBFF25D194F0A">
-    <w:name w:val="D7F4A442AD2A38458CBDBFF25D194F0A"/>
-  </w:style>
-  <w:style w:type="paragraph" w:customStyle="1" w:styleId="D08B50CF4218454BB180FC0C709FBAD8">
-    <w:name w:val="D08B50CF4218454BB180FC0C709FBAD8"/>
-  </w:style>
   <w:style w:type="paragraph" w:styleId="Bibliography">
     <w:name w:val="Bibliography"/>
     <w:basedOn w:val="Normal"/>
@@ -4717,20 +6670,13 @@
     <w:uiPriority w:val="37"/>
     <w:semiHidden/>
     <w:unhideWhenUsed/>
-  </w:style>
-  <w:style w:type="paragraph" w:customStyle="1" w:styleId="152A0DE1197CAA459A80888592F1B3D5">
-    <w:name w:val="152A0DE1197CAA459A80888592F1B3D5"/>
-  </w:style>
-  <w:style w:type="paragraph" w:customStyle="1" w:styleId="4967AD4D8BDBF9409E51FA36D17576CA">
-    <w:name w:val="4967AD4D8BDBF9409E51FA36D17576CA"/>
-    <w:rsid w:val="000B1629"/>
   </w:style>
   <w:style w:type="character" w:styleId="PlaceholderText">
     <w:name w:val="Placeholder Text"/>
     <w:basedOn w:val="DefaultParagraphFont"/>
     <w:uiPriority w:val="99"/>
     <w:semiHidden/>
-    <w:rsid w:val="000B1629"/>
+    <w:rsid w:val="005F61CA"/>
     <w:rPr>
       <w:color w:val="808080"/>
     </w:rPr>
